--- a/TFG/materiales y métodos definitivo.docx
+++ b/TFG/materiales y métodos definitivo.docx
@@ -453,15 +453,7 @@
           <w:rFonts w:ascii="Palatino Linotype" w:hAnsi="Palatino Linotype"/>
           <w:lang w:val="es-ES"/>
         </w:rPr>
-        <w:t>”</w:t>
-      </w:r>
-      <w:proofErr w:type="gramStart"/>
-      <w:r>
-        <w:rPr>
-          <w:rFonts w:ascii="Palatino Linotype" w:hAnsi="Palatino Linotype"/>
-          <w:lang w:val="es-ES"/>
-        </w:rPr>
-        <w:t>,”</w:t>
+        <w:t>”,”</w:t>
       </w:r>
       <w:proofErr w:type="spellStart"/>
       <w:r>
@@ -474,7 +466,6 @@
         <w:t>almond</w:t>
       </w:r>
       <w:proofErr w:type="spellEnd"/>
-      <w:proofErr w:type="gramEnd"/>
       <w:r>
         <w:rPr>
           <w:rFonts w:ascii="Palatino Linotype" w:hAnsi="Palatino Linotype"/>
@@ -500,15 +491,7 @@
           <w:rFonts w:ascii="Palatino Linotype" w:hAnsi="Palatino Linotype"/>
           <w:lang w:val="es-ES"/>
         </w:rPr>
-        <w:t>”</w:t>
-      </w:r>
-      <w:proofErr w:type="gramStart"/>
-      <w:r>
-        <w:rPr>
-          <w:rFonts w:ascii="Palatino Linotype" w:hAnsi="Palatino Linotype"/>
-          <w:lang w:val="es-ES"/>
-        </w:rPr>
-        <w:t>,”</w:t>
+        <w:t>”,”</w:t>
       </w:r>
       <w:r>
         <w:rPr>
@@ -517,17 +500,7 @@
           <w:iCs/>
           <w:lang w:val="es-ES"/>
         </w:rPr>
-        <w:t>soy</w:t>
-      </w:r>
-      <w:proofErr w:type="gramEnd"/>
-      <w:r>
-        <w:rPr>
-          <w:rFonts w:ascii="Palatino Linotype" w:hAnsi="Palatino Linotype"/>
-          <w:i/>
-          <w:iCs/>
-          <w:lang w:val="es-ES"/>
-        </w:rPr>
-        <w:t xml:space="preserve"> </w:t>
+        <w:t xml:space="preserve">soy </w:t>
       </w:r>
       <w:proofErr w:type="spellStart"/>
       <w:r>
@@ -3122,7 +3095,21 @@
           <w:rFonts w:ascii="Palatino Linotype" w:hAnsi="Palatino Linotype"/>
           <w:lang w:val="es-ES"/>
         </w:rPr>
-        <w:t xml:space="preserve"> los siguientes paquetes</w:t>
+        <w:t xml:space="preserve"> </w:t>
+      </w:r>
+      <w:r>
+        <w:rPr>
+          <w:rFonts w:ascii="Palatino Linotype" w:hAnsi="Palatino Linotype"/>
+          <w:lang w:val="es-ES"/>
+        </w:rPr>
+        <w:t xml:space="preserve">principalmente </w:t>
+      </w:r>
+      <w:r>
+        <w:rPr>
+          <w:rFonts w:ascii="Palatino Linotype" w:hAnsi="Palatino Linotype"/>
+          <w:lang w:val="es-ES"/>
+        </w:rPr>
+        <w:t>los siguientes paquetes</w:t>
       </w:r>
       <w:r>
         <w:rPr>
@@ -3225,6 +3212,34 @@
           <w:lang w:val="es-ES"/>
         </w:rPr>
         <w:t>.</w:t>
+      </w:r>
+      <w:r>
+        <w:rPr>
+          <w:rFonts w:ascii="Palatino Linotype" w:hAnsi="Palatino Linotype"/>
+          <w:lang w:val="es-ES"/>
+        </w:rPr>
+        <w:t xml:space="preserve"> </w:t>
+      </w:r>
+      <w:r>
+        <w:rPr>
+          <w:rFonts w:ascii="Palatino Linotype" w:hAnsi="Palatino Linotype"/>
+          <w:lang w:val="es-ES"/>
+        </w:rPr>
+        <w:t xml:space="preserve">Además, se utilizaron </w:t>
+      </w:r>
+      <w:r>
+        <w:rPr>
+          <w:rFonts w:ascii="Palatino Linotype" w:hAnsi="Palatino Linotype"/>
+          <w:lang w:val="es-ES"/>
+        </w:rPr>
+        <w:t>paquetes auxiliares para análisis estadísticos</w:t>
+      </w:r>
+      <w:r>
+        <w:rPr>
+          <w:rFonts w:ascii="Palatino Linotype" w:hAnsi="Palatino Linotype"/>
+          <w:lang w:val="es-ES"/>
+        </w:rPr>
+        <w:t xml:space="preserve"> y exportación de resultados.</w:t>
       </w:r>
     </w:p>
     <w:p>
@@ -3342,35 +3357,6 @@
         </w:rPr>
         <w:t xml:space="preserve"> </w:t>
       </w:r>
-      <w:r>
-        <w:rPr>
-          <w:rFonts w:ascii="Palatino Linotype" w:hAnsi="Palatino Linotype"/>
-          <w:b/>
-          <w:bCs/>
-          <w:lang w:val="es-ES"/>
-        </w:rPr>
-        <w:t xml:space="preserve">(CITAR EN BIBLIOGRAFÍA EL </w:t>
-      </w:r>
-      <w:proofErr w:type="gramStart"/>
-      <w:r>
-        <w:rPr>
-          <w:rFonts w:ascii="Palatino Linotype" w:hAnsi="Palatino Linotype"/>
-          <w:b/>
-          <w:bCs/>
-          <w:lang w:val="es-ES"/>
-        </w:rPr>
-        <w:t>LINK</w:t>
-      </w:r>
-      <w:proofErr w:type="gramEnd"/>
-      <w:r>
-        <w:rPr>
-          <w:rFonts w:ascii="Palatino Linotype" w:hAnsi="Palatino Linotype"/>
-          <w:b/>
-          <w:bCs/>
-          <w:lang w:val="es-ES"/>
-        </w:rPr>
-        <w:t>)</w:t>
-      </w:r>
     </w:p>
     <w:p>
       <w:pPr>
@@ -3380,16 +3366,26 @@
           <w:lang w:val="es-ES"/>
         </w:rPr>
       </w:pPr>
-      <w:hyperlink r:id="rId8" w:history="1">
-        <w:r>
-          <w:rPr>
-            <w:rStyle w:val="Hipervnculo"/>
-            <w:rFonts w:ascii="Palatino Linotype" w:hAnsi="Palatino Linotype"/>
-            <w:lang w:val="es-ES"/>
-          </w:rPr>
-          <w:t>https://github.com/sandragomezortega/TFG---CIENCIA-DE-DATOS</w:t>
-        </w:r>
-      </w:hyperlink>
+      <w:r>
+        <w:fldChar w:fldCharType="begin"/>
+      </w:r>
+      <w:r>
+        <w:instrText>HYPERLINK "https://github.com/sandragomezortega/TFG---CIENCIA-DE-DATOS"</w:instrText>
+      </w:r>
+      <w:r>
+        <w:fldChar w:fldCharType="separate"/>
+      </w:r>
+      <w:r>
+        <w:rPr>
+          <w:rStyle w:val="Hipervnculo"/>
+          <w:rFonts w:ascii="Palatino Linotype" w:hAnsi="Palatino Linotype"/>
+          <w:lang w:val="es-ES"/>
+        </w:rPr>
+        <w:t>https://github.com/sandragomezortega/TFG---CIENCIA-DE-DATOS</w:t>
+      </w:r>
+      <w:r>
+        <w:fldChar w:fldCharType="end"/>
+      </w:r>
       <w:r>
         <w:rPr>
           <w:rFonts w:ascii="Palatino Linotype" w:hAnsi="Palatino Linotype"/>
@@ -3535,7 +3531,7 @@
       </w:r>
     </w:p>
     <w:sectPr>
-      <w:headerReference w:type="default" r:id="rId9"/>
+      <w:headerReference w:type="default" r:id="rId8"/>
       <w:pgSz w:w="11906" w:h="16838"/>
       <w:pgMar w:top="1417" w:right="1701" w:bottom="1417" w:left="1701" w:header="708" w:footer="708" w:gutter="0"/>
       <w:cols w:space="708"/>

--- a/TFG/materiales y métodos definitivo.docx
+++ b/TFG/materiales y métodos definitivo.docx
@@ -453,7 +453,15 @@
           <w:rFonts w:ascii="Palatino Linotype" w:hAnsi="Palatino Linotype"/>
           <w:lang w:val="es-ES"/>
         </w:rPr>
-        <w:t>”,”</w:t>
+        <w:t>”</w:t>
+      </w:r>
+      <w:proofErr w:type="gramStart"/>
+      <w:r>
+        <w:rPr>
+          <w:rFonts w:ascii="Palatino Linotype" w:hAnsi="Palatino Linotype"/>
+          <w:lang w:val="es-ES"/>
+        </w:rPr>
+        <w:t>,”</w:t>
       </w:r>
       <w:proofErr w:type="spellStart"/>
       <w:r>
@@ -466,6 +474,7 @@
         <w:t>almond</w:t>
       </w:r>
       <w:proofErr w:type="spellEnd"/>
+      <w:proofErr w:type="gramEnd"/>
       <w:r>
         <w:rPr>
           <w:rFonts w:ascii="Palatino Linotype" w:hAnsi="Palatino Linotype"/>
@@ -491,7 +500,15 @@
           <w:rFonts w:ascii="Palatino Linotype" w:hAnsi="Palatino Linotype"/>
           <w:lang w:val="es-ES"/>
         </w:rPr>
-        <w:t>”,”</w:t>
+        <w:t>”</w:t>
+      </w:r>
+      <w:proofErr w:type="gramStart"/>
+      <w:r>
+        <w:rPr>
+          <w:rFonts w:ascii="Palatino Linotype" w:hAnsi="Palatino Linotype"/>
+          <w:lang w:val="es-ES"/>
+        </w:rPr>
+        <w:t>,”</w:t>
       </w:r>
       <w:r>
         <w:rPr>
@@ -500,7 +517,17 @@
           <w:iCs/>
           <w:lang w:val="es-ES"/>
         </w:rPr>
-        <w:t xml:space="preserve">soy </w:t>
+        <w:t>soy</w:t>
+      </w:r>
+      <w:proofErr w:type="gramEnd"/>
+      <w:r>
+        <w:rPr>
+          <w:rFonts w:ascii="Palatino Linotype" w:hAnsi="Palatino Linotype"/>
+          <w:i/>
+          <w:iCs/>
+          <w:lang w:val="es-ES"/>
+        </w:rPr>
+        <w:t xml:space="preserve"> </w:t>
       </w:r>
       <w:proofErr w:type="spellStart"/>
       <w:r>
@@ -3116,14 +3143,30 @@
           <w:rFonts w:ascii="Palatino Linotype" w:hAnsi="Palatino Linotype"/>
           <w:lang w:val="es-ES"/>
         </w:rPr>
-        <w:t xml:space="preserve"> [24] </w:t>
-      </w:r>
-      <w:r>
-        <w:rPr>
-          <w:rFonts w:ascii="Palatino Linotype" w:hAnsi="Palatino Linotype"/>
-          <w:lang w:val="es-ES"/>
-        </w:rPr>
-        <w:t xml:space="preserve">: (1) </w:t>
+        <w:t xml:space="preserve"> [24</w:t>
+      </w:r>
+      <w:proofErr w:type="gramStart"/>
+      <w:r>
+        <w:rPr>
+          <w:rFonts w:ascii="Palatino Linotype" w:hAnsi="Palatino Linotype"/>
+          <w:lang w:val="es-ES"/>
+        </w:rPr>
+        <w:t xml:space="preserve">] </w:t>
+      </w:r>
+      <w:r>
+        <w:rPr>
+          <w:rFonts w:ascii="Palatino Linotype" w:hAnsi="Palatino Linotype"/>
+          <w:lang w:val="es-ES"/>
+        </w:rPr>
+        <w:t>:</w:t>
+      </w:r>
+      <w:proofErr w:type="gramEnd"/>
+      <w:r>
+        <w:rPr>
+          <w:rFonts w:ascii="Palatino Linotype" w:hAnsi="Palatino Linotype"/>
+          <w:lang w:val="es-ES"/>
+        </w:rPr>
+        <w:t xml:space="preserve"> (1) </w:t>
       </w:r>
       <w:proofErr w:type="spellStart"/>
       <w:r>
@@ -3366,26 +3409,16 @@
           <w:lang w:val="es-ES"/>
         </w:rPr>
       </w:pPr>
-      <w:r>
-        <w:fldChar w:fldCharType="begin"/>
-      </w:r>
-      <w:r>
-        <w:instrText>HYPERLINK "https://github.com/sandragomezortega/TFG---CIENCIA-DE-DATOS"</w:instrText>
-      </w:r>
-      <w:r>
-        <w:fldChar w:fldCharType="separate"/>
-      </w:r>
-      <w:r>
-        <w:rPr>
-          <w:rStyle w:val="Hipervnculo"/>
-          <w:rFonts w:ascii="Palatino Linotype" w:hAnsi="Palatino Linotype"/>
-          <w:lang w:val="es-ES"/>
-        </w:rPr>
-        <w:t>https://github.com/sandragomezortega/TFG---CIENCIA-DE-DATOS</w:t>
-      </w:r>
-      <w:r>
-        <w:fldChar w:fldCharType="end"/>
-      </w:r>
+      <w:hyperlink r:id="rId8" w:history="1">
+        <w:r>
+          <w:rPr>
+            <w:rStyle w:val="Hipervnculo"/>
+            <w:rFonts w:ascii="Palatino Linotype" w:hAnsi="Palatino Linotype"/>
+            <w:lang w:val="es-ES"/>
+          </w:rPr>
+          <w:t>https://github.com/sandragomezortega/TFG---CIENCIA-DE-DATOS</w:t>
+        </w:r>
+      </w:hyperlink>
       <w:r>
         <w:rPr>
           <w:rFonts w:ascii="Palatino Linotype" w:hAnsi="Palatino Linotype"/>
@@ -3439,15 +3472,13 @@
         </w:rPr>
         <w:t xml:space="preserve">se </w:t>
       </w:r>
-      <w:proofErr w:type="spellStart"/>
-      <w:r>
-        <w:rPr>
-          <w:rFonts w:ascii="Palatino Linotype" w:hAnsi="Palatino Linotype"/>
-          <w:lang w:val="es-ES"/>
-        </w:rPr>
-        <w:t>utlizaron</w:t>
-      </w:r>
-      <w:proofErr w:type="spellEnd"/>
+      <w:r>
+        <w:rPr>
+          <w:rFonts w:ascii="Palatino Linotype" w:hAnsi="Palatino Linotype"/>
+          <w:lang w:val="es-ES"/>
+        </w:rPr>
+        <w:t>utilizaron</w:t>
+      </w:r>
       <w:r>
         <w:rPr>
           <w:rFonts w:ascii="Palatino Linotype" w:hAnsi="Palatino Linotype"/>
@@ -3502,7 +3533,21 @@
           <w:rFonts w:ascii="Palatino Linotype" w:hAnsi="Palatino Linotype"/>
           <w:lang w:val="es-ES"/>
         </w:rPr>
-        <w:t xml:space="preserve"> la redacción y organización de todo el material. Todo el contenido generado ha sido revisado y validado por la autora, asumiendo la responsabilidad total de la versión final del proyecto.</w:t>
+        <w:t xml:space="preserve"> la redacción y organización de todo el material</w:t>
+      </w:r>
+      <w:r>
+        <w:rPr>
+          <w:rFonts w:ascii="Palatino Linotype" w:hAnsi="Palatino Linotype"/>
+          <w:lang w:val="es-ES"/>
+        </w:rPr>
+        <w:t xml:space="preserve"> sin intervención en la toma de decisiones metodológicas ni en la manera de interpretar los resultados finales</w:t>
+      </w:r>
+      <w:r>
+        <w:rPr>
+          <w:rFonts w:ascii="Palatino Linotype" w:hAnsi="Palatino Linotype"/>
+          <w:lang w:val="es-ES"/>
+        </w:rPr>
+        <w:t>. Todo el contenido generado ha sido revisado y validado por la autora, asumiendo la responsabilidad total de la versión final del proyecto.</w:t>
       </w:r>
       <w:r>
         <w:rPr>
@@ -3510,28 +3555,10 @@
           <w:lang w:val="es-ES"/>
         </w:rPr>
         <w:t xml:space="preserve"> </w:t>
-      </w:r>
-      <w:r>
-        <w:rPr>
-          <w:rFonts w:ascii="Palatino Linotype" w:hAnsi="Palatino Linotype"/>
-          <w:b/>
-          <w:bCs/>
-          <w:lang w:val="es-ES"/>
-        </w:rPr>
-        <w:t>(AÑADIR CARPETA AL GITHUB, REVISAR PRIMERO TO</w:t>
-      </w:r>
-      <w:r>
-        <w:rPr>
-          <w:rFonts w:ascii="Palatino Linotype" w:hAnsi="Palatino Linotype"/>
-          <w:b/>
-          <w:bCs/>
-          <w:lang w:val="es-ES"/>
-        </w:rPr>
-        <w:t>DOS LOS PROMPTS)</w:t>
       </w:r>
     </w:p>
     <w:sectPr>
-      <w:headerReference w:type="default" r:id="rId8"/>
+      <w:headerReference w:type="default" r:id="rId9"/>
       <w:pgSz w:w="11906" w:h="16838"/>
       <w:pgMar w:top="1417" w:right="1701" w:bottom="1417" w:left="1701" w:header="708" w:footer="708" w:gutter="0"/>
       <w:cols w:space="708"/>

--- a/TFG/materiales y métodos definitivo.docx
+++ b/TFG/materiales y métodos definitivo.docx
@@ -3287,6 +3287,7 @@
     </w:p>
     <w:p>
       <w:pPr>
+        <w:spacing w:before="0" w:line="240" w:lineRule="auto"/>
         <w:jc w:val="both"/>
         <w:rPr>
           <w:rFonts w:ascii="Palatino Linotype" w:hAnsi="Palatino Linotype"/>
@@ -3391,34 +3392,45 @@
           <w:rFonts w:ascii="Palatino Linotype" w:hAnsi="Palatino Linotype"/>
           <w:lang w:val="es-ES"/>
         </w:rPr>
-        <w:t xml:space="preserve"> [27]</w:t>
-      </w:r>
-      <w:r>
-        <w:rPr>
-          <w:rFonts w:ascii="Palatino Linotype" w:hAnsi="Palatino Linotype"/>
-          <w:lang w:val="es-ES"/>
-        </w:rPr>
-        <w:t xml:space="preserve"> </w:t>
+        <w:t xml:space="preserve"> [27</w:t>
+      </w:r>
+      <w:r>
+        <w:rPr>
+          <w:rFonts w:ascii="Palatino Linotype" w:hAnsi="Palatino Linotype"/>
+          <w:lang w:val="es-ES"/>
+        </w:rPr>
+        <w:t>]</w:t>
       </w:r>
     </w:p>
     <w:p>
       <w:pPr>
+        <w:spacing w:before="0" w:line="240" w:lineRule="auto"/>
         <w:jc w:val="both"/>
         <w:rPr>
           <w:rFonts w:ascii="Palatino Linotype" w:hAnsi="Palatino Linotype"/>
           <w:lang w:val="es-ES"/>
         </w:rPr>
       </w:pPr>
-      <w:hyperlink r:id="rId8" w:history="1">
-        <w:r>
-          <w:rPr>
-            <w:rStyle w:val="Hipervnculo"/>
-            <w:rFonts w:ascii="Palatino Linotype" w:hAnsi="Palatino Linotype"/>
-            <w:lang w:val="es-ES"/>
-          </w:rPr>
-          <w:t>https://github.com/sandragomezortega/TFG---CIENCIA-DE-DATOS</w:t>
-        </w:r>
-      </w:hyperlink>
+      <w:r>
+        <w:fldChar w:fldCharType="begin"/>
+      </w:r>
+      <w:r>
+        <w:instrText>HYPERLINK "https://github.com/sandragomezortega/TFG---CIENCIA-DE-DATOS"</w:instrText>
+      </w:r>
+      <w:r>
+        <w:fldChar w:fldCharType="separate"/>
+      </w:r>
+      <w:r>
+        <w:rPr>
+          <w:rStyle w:val="Hipervnculo"/>
+          <w:rFonts w:ascii="Palatino Linotype" w:hAnsi="Palatino Linotype"/>
+          <w:lang w:val="es-ES"/>
+        </w:rPr>
+        <w:t>https://github.com/sandragomezortega/TFG---CIENCIA-DE-DATOS</w:t>
+      </w:r>
+      <w:r>
+        <w:fldChar w:fldCharType="end"/>
+      </w:r>
       <w:r>
         <w:rPr>
           <w:rFonts w:ascii="Palatino Linotype" w:hAnsi="Palatino Linotype"/>
@@ -3558,7 +3570,7 @@
       </w:r>
     </w:p>
     <w:sectPr>
-      <w:headerReference w:type="default" r:id="rId9"/>
+      <w:headerReference w:type="default" r:id="rId8"/>
       <w:pgSz w:w="11906" w:h="16838"/>
       <w:pgMar w:top="1417" w:right="1701" w:bottom="1417" w:left="1701" w:header="708" w:footer="708" w:gutter="0"/>
       <w:cols w:space="708"/>
@@ -5016,6 +5028,18 @@
       <w:shd w:val="clear" w:color="auto" w:fill="E1DFDD"/>
     </w:rPr>
   </w:style>
+  <w:style w:type="character" w:styleId="Hipervnculovisitado">
+    <w:name w:val="FollowedHyperlink"/>
+    <w:basedOn w:val="Fuentedeprrafopredeter"/>
+    <w:uiPriority w:val="99"/>
+    <w:semiHidden/>
+    <w:unhideWhenUsed/>
+    <w:rsid w:val="004F71D6"/>
+    <w:rPr>
+      <w:color w:val="96607D" w:themeColor="followedHyperlink"/>
+      <w:u w:val="single"/>
+    </w:rPr>
+  </w:style>
 </w:styles>
 </file>
 

--- a/TFG/materiales y métodos definitivo.docx
+++ b/TFG/materiales y métodos definitivo.docx
@@ -7,7 +7,7 @@
         <w:pStyle w:val="Prrafodelista"/>
         <w:numPr>
           <w:ilvl w:val="1"/>
-          <w:numId w:val="3"/>
+          <w:numId w:val="4"/>
         </w:numPr>
         <w:rPr>
           <w:rFonts w:ascii="Palatino Linotype" w:hAnsi="Palatino Linotype"/>
@@ -55,6 +55,14 @@
           <w:szCs w:val="20"/>
         </w:rPr>
       </w:pPr>
+      <w:r>
+        <w:rPr>
+          <w:rFonts w:ascii="Palatino Linotype" w:hAnsi="Palatino Linotype"/>
+          <w:sz w:val="20"/>
+          <w:szCs w:val="20"/>
+        </w:rPr>
+        <w:t>Las variantes de leche de vaca (entera, semidesnatada y desnatada) se agruparon en una única categoría por tener un contenido proteico similar y un perfil nutricional comparable [4].</w:t>
+      </w:r>
     </w:p>
     <w:p>
       <w:pPr>
@@ -65,22 +73,6 @@
           <w:szCs w:val="20"/>
         </w:rPr>
       </w:pPr>
-      <w:r>
-        <w:rPr>
-          <w:rFonts w:ascii="Palatino Linotype" w:hAnsi="Palatino Linotype"/>
-          <w:sz w:val="20"/>
-          <w:szCs w:val="20"/>
-        </w:rPr>
-        <w:t>Las variantes de leche de vaca (entera, semi desnatada y desnatada) se agruparon en una única categoría por tener un contenido proteico similar y un perfil nutricional comparable [4].</w:t>
-      </w:r>
-      <w:r>
-        <w:rPr>
-          <w:rFonts w:ascii="Palatino Linotype" w:hAnsi="Palatino Linotype"/>
-          <w:sz w:val="20"/>
-          <w:szCs w:val="20"/>
-        </w:rPr>
-        <w:t xml:space="preserve"> </w:t>
-      </w:r>
       <w:r>
         <w:rPr>
           <w:rFonts w:ascii="Palatino Linotype" w:hAnsi="Palatino Linotype"/>
@@ -188,15 +180,24 @@
       <w:r>
         <w:rPr>
           <w:rFonts w:ascii="Palatino Linotype" w:hAnsi="Palatino Linotype"/>
+          <w:sz w:val="20"/>
+          <w:szCs w:val="20"/>
+        </w:rPr>
+        <w:t>almond</w:t>
+      </w:r>
+      <w:proofErr w:type="spellEnd"/>
+      <w:proofErr w:type="gramEnd"/>
+      <w:r>
+        <w:rPr>
+          <w:rFonts w:ascii="Palatino Linotype" w:hAnsi="Palatino Linotype"/>
           <w:i/>
           <w:iCs/>
           <w:sz w:val="20"/>
           <w:szCs w:val="20"/>
         </w:rPr>
-        <w:t>almond</w:t>
-      </w:r>
-      <w:proofErr w:type="spellEnd"/>
-      <w:proofErr w:type="gramEnd"/>
+        <w:t xml:space="preserve"> </w:t>
+      </w:r>
+      <w:proofErr w:type="spellStart"/>
       <w:r>
         <w:rPr>
           <w:rFonts w:ascii="Palatino Linotype" w:hAnsi="Palatino Linotype"/>
@@ -205,9 +206,27 @@
           <w:sz w:val="20"/>
           <w:szCs w:val="20"/>
         </w:rPr>
-        <w:t xml:space="preserve"> </w:t>
-      </w:r>
-      <w:proofErr w:type="spellStart"/>
+        <w:t>drink</w:t>
+      </w:r>
+      <w:proofErr w:type="spellEnd"/>
+      <w:r>
+        <w:rPr>
+          <w:rFonts w:ascii="Palatino Linotype" w:hAnsi="Palatino Linotype"/>
+          <w:sz w:val="20"/>
+          <w:szCs w:val="20"/>
+        </w:rPr>
+        <w:t>”</w:t>
+      </w:r>
+      <w:proofErr w:type="gramStart"/>
+      <w:r>
+        <w:rPr>
+          <w:rFonts w:ascii="Palatino Linotype" w:hAnsi="Palatino Linotype"/>
+          <w:sz w:val="20"/>
+          <w:szCs w:val="20"/>
+        </w:rPr>
+        <w:t>,”soy</w:t>
+      </w:r>
+      <w:proofErr w:type="gramEnd"/>
       <w:r>
         <w:rPr>
           <w:rFonts w:ascii="Palatino Linotype" w:hAnsi="Palatino Linotype"/>
@@ -216,26 +235,9 @@
           <w:sz w:val="20"/>
           <w:szCs w:val="20"/>
         </w:rPr>
-        <w:t>drink</w:t>
-      </w:r>
-      <w:proofErr w:type="spellEnd"/>
-      <w:r>
-        <w:rPr>
-          <w:rFonts w:ascii="Palatino Linotype" w:hAnsi="Palatino Linotype"/>
-          <w:sz w:val="20"/>
-          <w:szCs w:val="20"/>
-        </w:rPr>
-        <w:t>”</w:t>
-      </w:r>
-      <w:proofErr w:type="gramStart"/>
-      <w:r>
-        <w:rPr>
-          <w:rFonts w:ascii="Palatino Linotype" w:hAnsi="Palatino Linotype"/>
-          <w:sz w:val="20"/>
-          <w:szCs w:val="20"/>
-        </w:rPr>
-        <w:t>,”</w:t>
-      </w:r>
+        <w:t xml:space="preserve"> </w:t>
+      </w:r>
+      <w:proofErr w:type="spellStart"/>
       <w:r>
         <w:rPr>
           <w:rFonts w:ascii="Palatino Linotype" w:hAnsi="Palatino Linotype"/>
@@ -244,9 +246,18 @@
           <w:sz w:val="20"/>
           <w:szCs w:val="20"/>
         </w:rPr>
-        <w:t>soy</w:t>
-      </w:r>
-      <w:proofErr w:type="gramEnd"/>
+        <w:t>drink</w:t>
+      </w:r>
+      <w:proofErr w:type="spellEnd"/>
+      <w:r>
+        <w:rPr>
+          <w:rFonts w:ascii="Palatino Linotype" w:hAnsi="Palatino Linotype"/>
+          <w:sz w:val="20"/>
+          <w:szCs w:val="20"/>
+        </w:rPr>
+        <w:t>” y “</w:t>
+      </w:r>
+      <w:proofErr w:type="spellStart"/>
       <w:r>
         <w:rPr>
           <w:rFonts w:ascii="Palatino Linotype" w:hAnsi="Palatino Linotype"/>
@@ -255,9 +266,9 @@
           <w:sz w:val="20"/>
           <w:szCs w:val="20"/>
         </w:rPr>
-        <w:t xml:space="preserve"> </w:t>
-      </w:r>
-      <w:proofErr w:type="spellStart"/>
+        <w:t>oat</w:t>
+      </w:r>
+      <w:proofErr w:type="spellEnd"/>
       <w:r>
         <w:rPr>
           <w:rFonts w:ascii="Palatino Linotype" w:hAnsi="Palatino Linotype"/>
@@ -266,16 +277,7 @@
           <w:sz w:val="20"/>
           <w:szCs w:val="20"/>
         </w:rPr>
-        <w:t>drink</w:t>
-      </w:r>
-      <w:proofErr w:type="spellEnd"/>
-      <w:r>
-        <w:rPr>
-          <w:rFonts w:ascii="Palatino Linotype" w:hAnsi="Palatino Linotype"/>
-          <w:sz w:val="20"/>
-          <w:szCs w:val="20"/>
-        </w:rPr>
-        <w:t>” y “</w:t>
+        <w:t xml:space="preserve"> </w:t>
       </w:r>
       <w:proofErr w:type="spellStart"/>
       <w:r>
@@ -286,49 +288,17 @@
           <w:sz w:val="20"/>
           <w:szCs w:val="20"/>
         </w:rPr>
-        <w:t>oat</w:t>
+        <w:t>drink</w:t>
       </w:r>
       <w:proofErr w:type="spellEnd"/>
       <w:r>
         <w:rPr>
           <w:rFonts w:ascii="Palatino Linotype" w:hAnsi="Palatino Linotype"/>
-          <w:i/>
-          <w:iCs/>
-          <w:sz w:val="20"/>
-          <w:szCs w:val="20"/>
-        </w:rPr>
-        <w:t xml:space="preserve"> </w:t>
-      </w:r>
-      <w:proofErr w:type="spellStart"/>
-      <w:r>
-        <w:rPr>
-          <w:rFonts w:ascii="Palatino Linotype" w:hAnsi="Palatino Linotype"/>
-          <w:i/>
-          <w:iCs/>
-          <w:sz w:val="20"/>
-          <w:szCs w:val="20"/>
-        </w:rPr>
-        <w:t>drink</w:t>
-      </w:r>
-      <w:proofErr w:type="spellEnd"/>
-      <w:r>
-        <w:rPr>
-          <w:rFonts w:ascii="Palatino Linotype" w:hAnsi="Palatino Linotype"/>
           <w:sz w:val="20"/>
           <w:szCs w:val="20"/>
         </w:rPr>
         <w:t>”.</w:t>
       </w:r>
-    </w:p>
-    <w:p>
-      <w:pPr>
-        <w:jc w:val="both"/>
-        <w:rPr>
-          <w:rFonts w:ascii="Palatino Linotype" w:hAnsi="Palatino Linotype"/>
-          <w:sz w:val="20"/>
-          <w:szCs w:val="20"/>
-        </w:rPr>
-      </w:pPr>
     </w:p>
     <w:p>
       <w:pPr>
@@ -372,7 +342,7 @@
         <w:pStyle w:val="Prrafodelista"/>
         <w:numPr>
           <w:ilvl w:val="1"/>
-          <w:numId w:val="3"/>
+          <w:numId w:val="4"/>
         </w:numPr>
         <w:rPr>
           <w:rFonts w:ascii="Palatino Linotype" w:hAnsi="Palatino Linotype"/>
@@ -408,7 +378,7 @@
           <w:sz w:val="20"/>
           <w:szCs w:val="20"/>
         </w:rPr>
-        <w:t>Los datos descargados se procesaron utilizando un sistema de limpieza de datos unificado que incluyó: (1) La selección de variables nutricionales de interés correspondientes al valor energético, grasas totales, grasas saturadas, azúcares y proteínas ; (2) El cambio de nombre y organización de las variables para facilitar el tratamiento y el análisis posterior ; (3) La exclusión de los productos con valores faltantes en alguna de las variables nutricionales de interés ; (4) El filtrado de productos usando etiquetas y palabras clave como “</w:t>
+        <w:t>Los datos descargados se procesaron utilizando un sistema de limpieza de datos unificado que incluyó: (1) La selección de variables nutricionales de interés correspondientes al valor energético, grasas totales, grasas saturadas, azúcares y proteínas; (2) El cambio de nombre y organización de las variables para facilitar el tratamiento y el análisis posterior; (3) La exclusión de los productos con valores faltantes en alguna de las variables nutricionales de interés; (4) El filtrado de productos usando etiquetas y palabras clave como “</w:t>
       </w:r>
       <w:proofErr w:type="spellStart"/>
       <w:r>
@@ -468,7 +438,7 @@
           <w:sz w:val="20"/>
           <w:szCs w:val="20"/>
         </w:rPr>
-        <w:t>”, “bebida”, entre otras, para garantizar que pertenecían a la categoría de “bebidas” ; y (5) La generación de conjuntos de datos limpios para cada tipo de bebida con el fin de realizar posteriores análisis estadísticos y crear figuras y tablas.</w:t>
+        <w:t>”, “bebida”, entre otras, para garantizar que pertenecían a la categoría de “bebidas”; y (5) La generación de conjuntos de datos limpios para cada tipo de bebida con el fin de realizar posteriores análisis estadísticos y crear figuras y tablas.</w:t>
       </w:r>
     </w:p>
     <w:p>
@@ -480,6 +450,50 @@
           <w:szCs w:val="20"/>
         </w:rPr>
       </w:pPr>
+      <w:r>
+        <w:rPr>
+          <w:rFonts w:ascii="Palatino Linotype" w:hAnsi="Palatino Linotype"/>
+          <w:sz w:val="20"/>
+          <w:szCs w:val="20"/>
+        </w:rPr>
+        <w:t xml:space="preserve">Después de realizar el filtro inicial en las categorías de los datos obtenidos de Open </w:t>
+      </w:r>
+      <w:proofErr w:type="spellStart"/>
+      <w:r>
+        <w:rPr>
+          <w:rFonts w:ascii="Palatino Linotype" w:hAnsi="Palatino Linotype"/>
+          <w:sz w:val="20"/>
+          <w:szCs w:val="20"/>
+        </w:rPr>
+        <w:t>Food</w:t>
+      </w:r>
+      <w:proofErr w:type="spellEnd"/>
+      <w:r>
+        <w:rPr>
+          <w:rFonts w:ascii="Palatino Linotype" w:hAnsi="Palatino Linotype"/>
+          <w:sz w:val="20"/>
+          <w:szCs w:val="20"/>
+        </w:rPr>
+        <w:t xml:space="preserve"> </w:t>
+      </w:r>
+      <w:proofErr w:type="spellStart"/>
+      <w:r>
+        <w:rPr>
+          <w:rFonts w:ascii="Palatino Linotype" w:hAnsi="Palatino Linotype"/>
+          <w:sz w:val="20"/>
+          <w:szCs w:val="20"/>
+        </w:rPr>
+        <w:t>Facts</w:t>
+      </w:r>
+      <w:proofErr w:type="spellEnd"/>
+      <w:r>
+        <w:rPr>
+          <w:rFonts w:ascii="Palatino Linotype" w:hAnsi="Palatino Linotype"/>
+          <w:sz w:val="20"/>
+          <w:szCs w:val="20"/>
+        </w:rPr>
+        <w:t xml:space="preserve">, se revisaron manualmente los productos incluidos. Con esta revisión, se pudo identificar aquellos productos que, aun habiendo superado los filtros iniciales, no pertenecían al tipo de bebida de interés del estudio, como bebidas de coco, bebidas de avena o refrescos en la categoría de bebidas de soja. Esto implicó añadir un filtro todavía más específico para asegurar que se incluían solamente los productos correspondientes a cada tipo de bebida analizada. </w:t>
+      </w:r>
     </w:p>
     <w:p>
       <w:pPr>
@@ -496,43 +510,7 @@
           <w:sz w:val="20"/>
           <w:szCs w:val="20"/>
         </w:rPr>
-        <w:t xml:space="preserve">Después de realizar el filtro inicial en las categorías de los datos obtenidos de Open </w:t>
-      </w:r>
-      <w:proofErr w:type="spellStart"/>
-      <w:r>
-        <w:rPr>
-          <w:rFonts w:ascii="Palatino Linotype" w:hAnsi="Palatino Linotype"/>
-          <w:sz w:val="20"/>
-          <w:szCs w:val="20"/>
-        </w:rPr>
-        <w:t>Food</w:t>
-      </w:r>
-      <w:proofErr w:type="spellEnd"/>
-      <w:r>
-        <w:rPr>
-          <w:rFonts w:ascii="Palatino Linotype" w:hAnsi="Palatino Linotype"/>
-          <w:sz w:val="20"/>
-          <w:szCs w:val="20"/>
-        </w:rPr>
-        <w:t xml:space="preserve"> </w:t>
-      </w:r>
-      <w:proofErr w:type="spellStart"/>
-      <w:r>
-        <w:rPr>
-          <w:rFonts w:ascii="Palatino Linotype" w:hAnsi="Palatino Linotype"/>
-          <w:sz w:val="20"/>
-          <w:szCs w:val="20"/>
-        </w:rPr>
-        <w:t>Facts</w:t>
-      </w:r>
-      <w:proofErr w:type="spellEnd"/>
-      <w:r>
-        <w:rPr>
-          <w:rFonts w:ascii="Palatino Linotype" w:hAnsi="Palatino Linotype"/>
-          <w:sz w:val="20"/>
-          <w:szCs w:val="20"/>
-        </w:rPr>
-        <w:t xml:space="preserve">, se revisaron manualmente los productos incluidos. Con esta revisión, se pudo identificar aquellos productos que, aun habiendo superado los filtros iniciales, no pertenecían al tipo de bebida de interés del estudio, como bebidas de coco, bebidas de avena o refrescos en la categoría de bebidas de soja. Esto implicó añadir un filtro todavía más específico para asegurar que se incluían solamente los productos correspondientes a cada tipo de bebida analizada. </w:t>
+        <w:t>Inicialmente, se descargaron 6007 productos: 4458 productos de leche de vaca, 348 de bebidas de soja, 567 de bebidas de almendra y 634 de bebidas de avena. Después de excluir 5925 productos por contener valores incompletos, 26 productos por no pertenecer a la categoría de “bebidas” y 5 productos tras revisar manualmente las categorías de bebidas, el estudio incluyó un total de 51 productos. Entre esos productos se encontraban 12 productos de leche de vaca, 9 de bebidas de soja, 17 de bebidas de almendra y 13 de bebidas de avena. Para reflejar la variabilidad entre productos, se incluyeron todas las opciones disponibles en el mercado, como productos sin azúcar, enriquecidos, fortificados, entre otros.</w:t>
       </w:r>
     </w:p>
     <w:p>
@@ -544,49 +522,22 @@
           <w:szCs w:val="20"/>
         </w:rPr>
       </w:pPr>
-    </w:p>
-    <w:p>
-      <w:pPr>
-        <w:jc w:val="both"/>
-        <w:rPr>
-          <w:rFonts w:ascii="Palatino Linotype" w:hAnsi="Palatino Linotype"/>
-          <w:sz w:val="20"/>
-          <w:szCs w:val="20"/>
-        </w:rPr>
-      </w:pPr>
-      <w:r>
-        <w:rPr>
-          <w:rFonts w:ascii="Palatino Linotype" w:hAnsi="Palatino Linotype"/>
-          <w:sz w:val="20"/>
-          <w:szCs w:val="20"/>
-        </w:rPr>
-        <w:t>Inicialmente, se descargaron 6007 productos: 4458 productos de leche de vaca, 348 de bebidas de soja, 567 de bebidas de almendra y 634 de bebidas de avena. Después de excluir 5925 productos por contener valores incompletos, 26 productos por no pertenecer a la categoría de “bebidas” y 5 productos tras revisar manualmente las categorías de bebidas, el estudio incluyó un total de 51 productos. Entre esos productos se encontraban 12 productos de leche de vaca, 9 de bebidas de soja, 17 de bebidas de almendra y 13 de bebidas de avena. Para reflejar la variabilidad entre productos, se incluyeron todas las opciones disponibles en el mercado, como productos sin azúcar, enriquecidos, fortificados, entre otros.</w:t>
-      </w:r>
-    </w:p>
-    <w:p>
-      <w:pPr>
-        <w:jc w:val="both"/>
-        <w:rPr>
-          <w:rFonts w:ascii="Palatino Linotype" w:hAnsi="Palatino Linotype"/>
-          <w:sz w:val="20"/>
-          <w:szCs w:val="20"/>
-        </w:rPr>
-      </w:pPr>
-      <w:r>
-        <w:rPr>
-          <w:rFonts w:ascii="Palatino Linotype" w:hAnsi="Palatino Linotype"/>
+      <w:r>
+        <w:rPr>
+          <w:rFonts w:ascii="Palatino Linotype" w:hAnsi="Palatino Linotype"/>
+          <w:noProof/>
           <w:sz w:val="20"/>
           <w:szCs w:val="20"/>
         </w:rPr>
         <w:lastRenderedPageBreak/>
         <w:drawing>
-          <wp:anchor distT="0" distB="0" distL="114300" distR="114300" simplePos="0" relativeHeight="251659264" behindDoc="0" locked="0" layoutInCell="1" allowOverlap="1" wp14:anchorId="34BD4836" wp14:editId="5394B40A">
+          <wp:anchor distT="0" distB="0" distL="114300" distR="114300" simplePos="0" relativeHeight="251659264" behindDoc="0" locked="0" layoutInCell="1" allowOverlap="1" wp14:anchorId="333019EF" wp14:editId="16BB3751">
             <wp:simplePos x="0" y="0"/>
             <wp:positionH relativeFrom="column">
-              <wp:posOffset>777240</wp:posOffset>
+              <wp:posOffset>1005840</wp:posOffset>
             </wp:positionH>
             <wp:positionV relativeFrom="paragraph">
-              <wp:posOffset>577</wp:posOffset>
+              <wp:posOffset>34290</wp:posOffset>
             </wp:positionV>
             <wp:extent cx="3113405" cy="3942080"/>
             <wp:effectExtent l="0" t="0" r="0" b="0"/>
@@ -849,7 +800,6 @@
     </w:p>
     <w:p>
       <w:pPr>
-        <w:ind w:left="2550" w:firstLine="1"/>
         <w:rPr>
           <w:rFonts w:ascii="Palatino Linotype" w:hAnsi="Palatino Linotype"/>
           <w:b/>
@@ -861,7 +811,6 @@
     </w:p>
     <w:p>
       <w:pPr>
-        <w:ind w:left="2550" w:firstLine="1"/>
         <w:rPr>
           <w:rFonts w:ascii="Palatino Linotype" w:hAnsi="Palatino Linotype"/>
           <w:b/>
@@ -873,7 +822,6 @@
     </w:p>
     <w:p>
       <w:pPr>
-        <w:ind w:left="2550" w:firstLine="1"/>
         <w:rPr>
           <w:rFonts w:ascii="Palatino Linotype" w:hAnsi="Palatino Linotype"/>
           <w:b/>
@@ -885,19 +833,6 @@
     </w:p>
     <w:p>
       <w:pPr>
-        <w:ind w:left="2550" w:firstLine="1"/>
-        <w:rPr>
-          <w:rFonts w:ascii="Palatino Linotype" w:hAnsi="Palatino Linotype"/>
-          <w:b/>
-          <w:bCs/>
-          <w:sz w:val="20"/>
-          <w:szCs w:val="20"/>
-        </w:rPr>
-      </w:pPr>
-    </w:p>
-    <w:p>
-      <w:pPr>
-        <w:ind w:left="2550" w:firstLine="1"/>
         <w:rPr>
           <w:rFonts w:ascii="Palatino Linotype" w:hAnsi="Palatino Linotype"/>
           <w:b/>
@@ -925,8 +860,8 @@
           <w:b/>
           <w:bCs/>
           <w:color w:val="000000"/>
-          <w:sz w:val="20"/>
-          <w:szCs w:val="20"/>
+          <w:sz w:val="18"/>
+          <w:szCs w:val="18"/>
         </w:rPr>
       </w:pPr>
       <w:r>
@@ -934,8 +869,8 @@
           <w:rFonts w:ascii="Palatino Linotype" w:hAnsi="Palatino Linotype"/>
           <w:b/>
           <w:bCs/>
-          <w:sz w:val="20"/>
-          <w:szCs w:val="20"/>
+          <w:sz w:val="18"/>
+          <w:szCs w:val="18"/>
         </w:rPr>
         <w:t xml:space="preserve">Figura 1. </w:t>
       </w:r>
@@ -943,16 +878,16 @@
         <w:rPr>
           <w:rFonts w:ascii="Palatino Linotype" w:hAnsi="Palatino Linotype"/>
           <w:color w:val="000000"/>
-          <w:sz w:val="20"/>
-          <w:szCs w:val="20"/>
-        </w:rPr>
-        <w:t>Diagrama de flujo del proceso de selección y depuración de</w:t>
-      </w:r>
-      <w:r>
-        <w:rPr>
-          <w:rFonts w:ascii="Palatino Linotype" w:hAnsi="Palatino Linotype"/>
-          <w:sz w:val="20"/>
-          <w:szCs w:val="20"/>
+          <w:sz w:val="18"/>
+          <w:szCs w:val="18"/>
+        </w:rPr>
+        <w:t xml:space="preserve">Diagrama de flujo del proceso de selección y depuración de </w:t>
+      </w:r>
+      <w:r>
+        <w:rPr>
+          <w:rFonts w:ascii="Palatino Linotype" w:hAnsi="Palatino Linotype"/>
+          <w:sz w:val="18"/>
+          <w:szCs w:val="18"/>
         </w:rPr>
         <w:tab/>
       </w:r>
@@ -960,16 +895,16 @@
         <w:rPr>
           <w:rFonts w:ascii="Palatino Linotype" w:hAnsi="Palatino Linotype"/>
           <w:color w:val="000000"/>
-          <w:sz w:val="20"/>
-          <w:szCs w:val="20"/>
+          <w:sz w:val="18"/>
+          <w:szCs w:val="18"/>
         </w:rPr>
         <w:t>productos</w:t>
       </w:r>
       <w:r>
         <w:rPr>
           <w:rFonts w:ascii="Palatino Linotype" w:hAnsi="Palatino Linotype"/>
-          <w:sz w:val="20"/>
-          <w:szCs w:val="20"/>
+          <w:sz w:val="18"/>
+          <w:szCs w:val="18"/>
         </w:rPr>
         <w:t xml:space="preserve"> </w:t>
       </w:r>
@@ -977,8 +912,8 @@
         <w:rPr>
           <w:rFonts w:ascii="Palatino Linotype" w:hAnsi="Palatino Linotype"/>
           <w:color w:val="000000"/>
-          <w:sz w:val="20"/>
-          <w:szCs w:val="20"/>
+          <w:sz w:val="18"/>
+          <w:szCs w:val="18"/>
         </w:rPr>
         <w:t>incluidos en el estudio.</w:t>
       </w:r>
@@ -1014,7 +949,7 @@
         <w:pStyle w:val="Prrafodelista"/>
         <w:numPr>
           <w:ilvl w:val="1"/>
-          <w:numId w:val="3"/>
+          <w:numId w:val="4"/>
         </w:numPr>
         <w:spacing w:before="200" w:line="276" w:lineRule="auto"/>
         <w:jc w:val="both"/>
@@ -1172,16 +1107,6 @@
           <w:szCs w:val="20"/>
         </w:rPr>
       </w:pPr>
-    </w:p>
-    <w:p>
-      <w:pPr>
-        <w:jc w:val="both"/>
-        <w:rPr>
-          <w:rFonts w:ascii="Palatino Linotype" w:hAnsi="Palatino Linotype"/>
-          <w:sz w:val="20"/>
-          <w:szCs w:val="20"/>
-        </w:rPr>
-      </w:pPr>
       <w:r>
         <w:rPr>
           <w:rFonts w:ascii="Palatino Linotype" w:hAnsi="Palatino Linotype"/>
@@ -1196,7 +1121,7 @@
         <w:pStyle w:val="Prrafodelista"/>
         <w:numPr>
           <w:ilvl w:val="1"/>
-          <w:numId w:val="3"/>
+          <w:numId w:val="4"/>
         </w:numPr>
         <w:spacing w:before="200" w:line="276" w:lineRule="auto"/>
         <w:jc w:val="both"/>
@@ -1332,16 +1257,6 @@
           <w:szCs w:val="20"/>
         </w:rPr>
       </w:pPr>
-    </w:p>
-    <w:p>
-      <w:pPr>
-        <w:jc w:val="both"/>
-        <w:rPr>
-          <w:rFonts w:ascii="Palatino Linotype" w:hAnsi="Palatino Linotype"/>
-          <w:sz w:val="20"/>
-          <w:szCs w:val="20"/>
-        </w:rPr>
-      </w:pPr>
       <w:r>
         <w:rPr>
           <w:rFonts w:ascii="Palatino Linotype" w:hAnsi="Palatino Linotype"/>
@@ -1384,8 +1299,18 @@
           <w:sz w:val="20"/>
           <w:szCs w:val="20"/>
         </w:rPr>
-        <w:t xml:space="preserve">para poder así compararlas en una escala común y contribuir por igual al resultado final. Así, se evitó que variables con valores más elevados como es la energía (kcal/100mL), influyeran mucho más </w:t>
-      </w:r>
+        <w:t>para poder así compararlas en una escala común y contribuir por igual al resultado final. Así, se evitó que variables con valores más elevados como es la energía (kcal/100mL), influyeran más en el resultado final a diferencia de otras variables con valores más bajos como son las proteínas, las grasas totales, las grasas saturadas y los azúcares.</w:t>
+      </w:r>
+    </w:p>
+    <w:p>
+      <w:pPr>
+        <w:jc w:val="both"/>
+        <w:rPr>
+          <w:rFonts w:ascii="Palatino Linotype" w:hAnsi="Palatino Linotype"/>
+          <w:sz w:val="20"/>
+          <w:szCs w:val="20"/>
+        </w:rPr>
+      </w:pPr>
       <w:r>
         <w:rPr>
           <w:rFonts w:ascii="Palatino Linotype" w:hAnsi="Palatino Linotype"/>
@@ -1393,34 +1318,6 @@
           <w:szCs w:val="20"/>
         </w:rPr>
         <w:lastRenderedPageBreak/>
-        <w:t>en el resultado final a diferencia de otras variables con valores más bajos como son las proteínas o las grasas.</w:t>
-      </w:r>
-    </w:p>
-    <w:p>
-      <w:pPr>
-        <w:jc w:val="both"/>
-        <w:rPr>
-          <w:rFonts w:ascii="Palatino Linotype" w:hAnsi="Palatino Linotype"/>
-          <w:sz w:val="20"/>
-          <w:szCs w:val="20"/>
-        </w:rPr>
-      </w:pPr>
-    </w:p>
-    <w:p>
-      <w:pPr>
-        <w:jc w:val="both"/>
-        <w:rPr>
-          <w:rFonts w:ascii="Palatino Linotype" w:hAnsi="Palatino Linotype"/>
-          <w:sz w:val="20"/>
-          <w:szCs w:val="20"/>
-        </w:rPr>
-      </w:pPr>
-      <w:r>
-        <w:rPr>
-          <w:rFonts w:ascii="Palatino Linotype" w:hAnsi="Palatino Linotype"/>
-          <w:sz w:val="20"/>
-          <w:szCs w:val="20"/>
-        </w:rPr>
         <w:t xml:space="preserve">Aunque previamente se estandarizaron las variables, la puntuación final se obtuvo combinando dichas variables en un único índice, por lo que tanto la media como la desviación estándar del </w:t>
       </w:r>
       <w:proofErr w:type="spellStart"/>
@@ -1655,16 +1552,6 @@
           <w:szCs w:val="20"/>
         </w:rPr>
       </w:pPr>
-    </w:p>
-    <w:p>
-      <w:pPr>
-        <w:jc w:val="both"/>
-        <w:rPr>
-          <w:rFonts w:ascii="Palatino Linotype" w:hAnsi="Palatino Linotype"/>
-          <w:sz w:val="20"/>
-          <w:szCs w:val="20"/>
-        </w:rPr>
-      </w:pPr>
       <w:r>
         <w:rPr>
           <w:rFonts w:ascii="Palatino Linotype" w:hAnsi="Palatino Linotype"/>
@@ -1717,7 +1604,7 @@
         <w:pStyle w:val="Prrafodelista"/>
         <w:numPr>
           <w:ilvl w:val="1"/>
-          <w:numId w:val="3"/>
+          <w:numId w:val="4"/>
         </w:numPr>
         <w:spacing w:before="200" w:line="276" w:lineRule="auto"/>
         <w:jc w:val="both"/>
@@ -1787,17 +1674,6 @@
         </w:rPr>
         <w:t>± desviación estándar mediante una tabla resumen con los valores medios obtenidos para cada tipo de bebida.</w:t>
       </w:r>
-    </w:p>
-    <w:p>
-      <w:pPr>
-        <w:jc w:val="both"/>
-        <w:rPr>
-          <w:rFonts w:ascii="Palatino Linotype" w:hAnsi="Palatino Linotype" w:cs="Calibri"/>
-          <w:color w:val="000000"/>
-          <w:sz w:val="20"/>
-          <w:szCs w:val="20"/>
-        </w:rPr>
-      </w:pPr>
     </w:p>
     <w:p>
       <w:pPr>
@@ -1895,37 +1771,35 @@
           <w:szCs w:val="20"/>
         </w:rPr>
       </w:pPr>
-    </w:p>
-    <w:p>
-      <w:pPr>
-        <w:jc w:val="both"/>
+      <w:r>
         <w:rPr>
           <w:rFonts w:ascii="Palatino Linotype" w:hAnsi="Palatino Linotype" w:cs="Calibri"/>
           <w:color w:val="000000"/>
           <w:sz w:val="20"/>
           <w:szCs w:val="20"/>
         </w:rPr>
-      </w:pPr>
-      <w:r>
+        <w:t>Además del análisis descriptivo, se analizaron las diferencias entre los diferentes tipos de bebida para cada variable nutricional. Para esto, se comprobaron de manera previa los supuestos de normalidad con la prueba de Shapiro-Wilk y de homogeneidad de varianzas con la prueba de Levene. Como estos supuestos no se cumplieron para todas las variables, no se utilizó ANOVA, sino la prueba no paramétrica de Kruskal-Wallis [28].</w:t>
+      </w:r>
+    </w:p>
+    <w:p>
+      <w:pPr>
+        <w:jc w:val="both"/>
         <w:rPr>
           <w:rFonts w:ascii="Palatino Linotype" w:hAnsi="Palatino Linotype" w:cs="Calibri"/>
           <w:color w:val="000000"/>
           <w:sz w:val="20"/>
           <w:szCs w:val="20"/>
         </w:rPr>
-        <w:t>Además del análisis descriptivo, se analizaron las diferencias entre los diferentes tipos de bebida para cada variable nutricional. Para esto, se comprobaron de manera previa los supuestos de normalidad con la prueba de Shapiro-Wilk y de homogeneidad de varianzas con la prueba de Levene. Como estos supuestos resultaron no se cumplieron para todas las variables, no se utilizó ANOVA, sino la prueba no paramétrica de Kruskal-Wallis [28].</w:t>
-      </w:r>
-    </w:p>
-    <w:p>
-      <w:pPr>
-        <w:jc w:val="both"/>
+      </w:pPr>
+      <w:r>
         <w:rPr>
           <w:rFonts w:ascii="Palatino Linotype" w:hAnsi="Palatino Linotype" w:cs="Calibri"/>
           <w:color w:val="000000"/>
           <w:sz w:val="20"/>
           <w:szCs w:val="20"/>
         </w:rPr>
-      </w:pPr>
+        <w:t>Al detectarse diferencias estadísticamente significativas (p &lt; 0.05), se realizaron comparaciones múltiples post hoc con la prueba de Dunn y corrección de Benjamini-Hochberg [29] para identificar entre qué tipos de bebida estaban estas diferencias. También, se calculó el tamaño del efecto con eta-cuadrado (η²) para poder hacer una evaluación de la magnitud de las diferencias observadas entre los grupos.</w:t>
+      </w:r>
     </w:p>
     <w:p>
       <w:pPr>
@@ -1944,58 +1818,7 @@
           <w:sz w:val="20"/>
           <w:szCs w:val="20"/>
         </w:rPr>
-        <w:t>Al detectarse diferencias estadísticamente significativas (p &lt; 0.05), se realizaron comparaciones múltiples post hoc con la prueba de Dunn y corrección de Benjamini-Hochberg [29] para identificar entre qué tipos de bebida estaban estas diferencias. También, se calculó el tamaño del efecto con eta-cuadrado (η²) para poder hacer una evaluación de la magnitud de las diferencias observadas entre los grupos.</w:t>
-      </w:r>
-    </w:p>
-    <w:p>
-      <w:pPr>
-        <w:jc w:val="both"/>
-        <w:rPr>
-          <w:rFonts w:ascii="Palatino Linotype" w:hAnsi="Palatino Linotype" w:cs="Calibri"/>
-          <w:color w:val="000000"/>
-          <w:sz w:val="20"/>
-          <w:szCs w:val="20"/>
-        </w:rPr>
-      </w:pPr>
-    </w:p>
-    <w:p>
-      <w:pPr>
-        <w:jc w:val="both"/>
-        <w:rPr>
-          <w:rFonts w:ascii="Palatino Linotype" w:hAnsi="Palatino Linotype" w:cs="Calibri"/>
-          <w:color w:val="000000"/>
-          <w:sz w:val="20"/>
-          <w:szCs w:val="20"/>
-        </w:rPr>
-      </w:pPr>
-      <w:r>
-        <w:rPr>
-          <w:rFonts w:ascii="Palatino Linotype" w:hAnsi="Palatino Linotype" w:cs="Calibri"/>
-          <w:color w:val="000000"/>
-          <w:sz w:val="20"/>
-          <w:szCs w:val="20"/>
-        </w:rPr>
-        <w:t xml:space="preserve">La prueba de </w:t>
-      </w:r>
-      <w:proofErr w:type="spellStart"/>
-      <w:r>
-        <w:rPr>
-          <w:rFonts w:ascii="Palatino Linotype" w:hAnsi="Palatino Linotype" w:cs="Calibri"/>
-          <w:color w:val="000000"/>
-          <w:sz w:val="20"/>
-          <w:szCs w:val="20"/>
-        </w:rPr>
-        <w:t>Kruskall</w:t>
-      </w:r>
-      <w:proofErr w:type="spellEnd"/>
-      <w:r>
-        <w:rPr>
-          <w:rFonts w:ascii="Palatino Linotype" w:hAnsi="Palatino Linotype" w:cs="Calibri"/>
-          <w:color w:val="000000"/>
-          <w:sz w:val="20"/>
-          <w:szCs w:val="20"/>
-        </w:rPr>
-        <w:t xml:space="preserve">-Wallis junto al cálculo del tamaño del efecto (η²), también se aplicó para analizar el </w:t>
+        <w:t xml:space="preserve">La prueba de Kruskal-Wallis junto al cálculo del tamaño del efecto (η²), también se aplicó para analizar el </w:t>
       </w:r>
       <w:proofErr w:type="spellStart"/>
       <w:r>
@@ -2025,7 +1848,7 @@
         <w:pStyle w:val="Prrafodelista"/>
         <w:numPr>
           <w:ilvl w:val="1"/>
-          <w:numId w:val="3"/>
+          <w:numId w:val="4"/>
         </w:numPr>
         <w:spacing w:before="200" w:line="276" w:lineRule="auto"/>
         <w:jc w:val="both"/>
@@ -2159,7 +1982,6 @@
           <w:sz w:val="20"/>
           <w:szCs w:val="20"/>
         </w:rPr>
-        <w:lastRenderedPageBreak/>
         <w:t>Se creó un repositorio público en GitHub donde se incluyen los conjuntos de datos procesados y limpios, los scripts utilizados, y todo material complementario necesario durante el desarrollo del estudio con el objetivo de asegurar su reproducibilidad [27].</w:t>
       </w:r>
     </w:p>
@@ -2168,7 +1990,7 @@
         <w:pStyle w:val="Prrafodelista"/>
         <w:numPr>
           <w:ilvl w:val="1"/>
-          <w:numId w:val="3"/>
+          <w:numId w:val="4"/>
         </w:numPr>
         <w:spacing w:before="200" w:line="276" w:lineRule="auto"/>
         <w:jc w:val="both"/>
@@ -2208,9 +2030,19 @@
           <w:sz w:val="20"/>
           <w:szCs w:val="20"/>
         </w:rPr>
-        <w:t xml:space="preserve">Para la realización del estudio, se utilizaron diferentes herramientas de inteligencia artificial con el objetivo de apoyar la programación y el análisis de datos, así como la redacción y organización de todo el material sin intervención en la toma de decisiones metodológicas ni en la manera de interpretar los resultados finales. Todo el contenido generado ha sido revisado y validado por la autora, asumiendo la responsabilidad total de la versión final del proyecto. </w:t>
-      </w:r>
-    </w:p>
+        <w:t xml:space="preserve">Para la realización del estudio, se utilizaron diferentes herramientas de inteligencia artificial con el objetivo de apoyar la programación y el análisis de datos, así como la redacción y organización de todo el material sin intervención en la toma de decisiones metodológicas ni en la manera de </w:t>
+      </w:r>
+      <w:r>
+        <w:rPr>
+          <w:rFonts w:ascii="Palatino Linotype" w:hAnsi="Palatino Linotype"/>
+          <w:sz w:val="20"/>
+          <w:szCs w:val="20"/>
+        </w:rPr>
+        <w:lastRenderedPageBreak/>
+        <w:t xml:space="preserve">interpretar los resultados finales. Todo el contenido generado ha sido revisado y validado por la autora, asumiendo la responsabilidad total de la versión final del proyecto. </w:t>
+      </w:r>
+    </w:p>
+    <w:p/>
     <w:sectPr>
       <w:headerReference w:type="default" r:id="rId8"/>
       <w:pgSz w:w="11906" w:h="16838"/>
@@ -2477,9 +2309,9 @@
     </w:lvl>
   </w:abstractNum>
   <w:abstractNum w:abstractNumId="2" w15:restartNumberingAfterBreak="0">
-    <w:nsid w:val="73776E64"/>
+    <w:nsid w:val="686D7758"/>
     <w:multiLevelType w:val="multilevel"/>
-    <w:tmpl w:val="66C4F4B8"/>
+    <w:tmpl w:val="5B1C92D4"/>
     <w:lvl w:ilvl="0">
       <w:start w:val="2"/>
       <w:numFmt w:val="decimal"/>
@@ -2499,6 +2331,119 @@
       <w:lvlJc w:val="left"/>
       <w:pPr>
         <w:ind w:left="360" w:hanging="360"/>
+      </w:pPr>
+      <w:rPr>
+        <w:rFonts w:hint="default"/>
+      </w:rPr>
+    </w:lvl>
+    <w:lvl w:ilvl="2">
+      <w:start w:val="1"/>
+      <w:numFmt w:val="decimal"/>
+      <w:lvlText w:val="%1.%2.%3."/>
+      <w:lvlJc w:val="left"/>
+      <w:pPr>
+        <w:ind w:left="720" w:hanging="720"/>
+      </w:pPr>
+      <w:rPr>
+        <w:rFonts w:hint="default"/>
+      </w:rPr>
+    </w:lvl>
+    <w:lvl w:ilvl="3">
+      <w:start w:val="1"/>
+      <w:numFmt w:val="decimal"/>
+      <w:lvlText w:val="%1.%2.%3.%4."/>
+      <w:lvlJc w:val="left"/>
+      <w:pPr>
+        <w:ind w:left="720" w:hanging="720"/>
+      </w:pPr>
+      <w:rPr>
+        <w:rFonts w:hint="default"/>
+      </w:rPr>
+    </w:lvl>
+    <w:lvl w:ilvl="4">
+      <w:start w:val="1"/>
+      <w:numFmt w:val="decimal"/>
+      <w:lvlText w:val="%1.%2.%3.%4.%5."/>
+      <w:lvlJc w:val="left"/>
+      <w:pPr>
+        <w:ind w:left="1080" w:hanging="1080"/>
+      </w:pPr>
+      <w:rPr>
+        <w:rFonts w:hint="default"/>
+      </w:rPr>
+    </w:lvl>
+    <w:lvl w:ilvl="5">
+      <w:start w:val="1"/>
+      <w:numFmt w:val="decimal"/>
+      <w:lvlText w:val="%1.%2.%3.%4.%5.%6."/>
+      <w:lvlJc w:val="left"/>
+      <w:pPr>
+        <w:ind w:left="1080" w:hanging="1080"/>
+      </w:pPr>
+      <w:rPr>
+        <w:rFonts w:hint="default"/>
+      </w:rPr>
+    </w:lvl>
+    <w:lvl w:ilvl="6">
+      <w:start w:val="1"/>
+      <w:numFmt w:val="decimal"/>
+      <w:lvlText w:val="%1.%2.%3.%4.%5.%6.%7."/>
+      <w:lvlJc w:val="left"/>
+      <w:pPr>
+        <w:ind w:left="1440" w:hanging="1440"/>
+      </w:pPr>
+      <w:rPr>
+        <w:rFonts w:hint="default"/>
+      </w:rPr>
+    </w:lvl>
+    <w:lvl w:ilvl="7">
+      <w:start w:val="1"/>
+      <w:numFmt w:val="decimal"/>
+      <w:lvlText w:val="%1.%2.%3.%4.%5.%6.%7.%8."/>
+      <w:lvlJc w:val="left"/>
+      <w:pPr>
+        <w:ind w:left="1440" w:hanging="1440"/>
+      </w:pPr>
+      <w:rPr>
+        <w:rFonts w:hint="default"/>
+      </w:rPr>
+    </w:lvl>
+    <w:lvl w:ilvl="8">
+      <w:start w:val="1"/>
+      <w:numFmt w:val="decimal"/>
+      <w:lvlText w:val="%1.%2.%3.%4.%5.%6.%7.%8.%9."/>
+      <w:lvlJc w:val="left"/>
+      <w:pPr>
+        <w:ind w:left="1800" w:hanging="1800"/>
+      </w:pPr>
+      <w:rPr>
+        <w:rFonts w:hint="default"/>
+      </w:rPr>
+    </w:lvl>
+  </w:abstractNum>
+  <w:abstractNum w:abstractNumId="3" w15:restartNumberingAfterBreak="0">
+    <w:nsid w:val="73776E64"/>
+    <w:multiLevelType w:val="multilevel"/>
+    <w:tmpl w:val="66C4F4B8"/>
+    <w:lvl w:ilvl="0">
+      <w:start w:val="2"/>
+      <w:numFmt w:val="decimal"/>
+      <w:lvlText w:val="%1."/>
+      <w:lvlJc w:val="left"/>
+      <w:pPr>
+        <w:ind w:left="360" w:hanging="360"/>
+      </w:pPr>
+      <w:rPr>
+        <w:rFonts w:hint="default"/>
+      </w:rPr>
+    </w:lvl>
+    <w:lvl w:ilvl="1">
+      <w:start w:val="1"/>
+      <w:numFmt w:val="decimal"/>
+      <w:lvlText w:val="%1.%2."/>
+      <w:lvlJc w:val="left"/>
+      <w:pPr>
+        <w:ind w:left="2203" w:hanging="360"/>
       </w:pPr>
       <w:rPr>
         <w:rFonts w:hint="default"/>
@@ -2596,6 +2541,9 @@
     <w:abstractNumId w:val="0"/>
   </w:num>
   <w:num w:numId="3" w16cid:durableId="1926264240">
+    <w:abstractNumId w:val="3"/>
+  </w:num>
+  <w:num w:numId="4" w16cid:durableId="1052847253">
     <w:abstractNumId w:val="2"/>
   </w:num>
 </w:numbering>
